--- a/templates/exclusividade_manual_2_testemunhas.docx
+++ b/templates/exclusividade_manual_2_testemunhas.docx
@@ -26,7 +26,7 @@
           <w:sz w:val="24"/>
           <w:szCs w:val="24"/>
         </w:rPr>
-        <w:t xml:space="preserve">: NOME: {contratante}, ESTADO CIVIL: {estado_civil_contratante}, PROFISSÃO: {profissao_contratante}, </w:t>
+        <w:t xml:space="preserve">: NOME: {contratante}, ESTADO CIVIL: {estado_civil_contratante}, </w:t>
       </w:r>
       <w:proofErr w:type="gramStart"/>
       <w:r>

--- a/templates/exclusividade_manual_2_testemunhas.docx
+++ b/templates/exclusividade_manual_2_testemunhas.docx
@@ -35,7 +35,7 @@
           <w:sz w:val="24"/>
           <w:szCs w:val="24"/>
         </w:rPr>
-        <w:t>CPF(</w:t>
+        <w:t>{doc_label_contratante}: {cpf_contratante}</w:t>
       </w:r>
       <w:proofErr w:type="gramEnd"/>
       <w:r>
@@ -44,7 +44,7 @@
           <w:sz w:val="24"/>
           <w:szCs w:val="24"/>
         </w:rPr>
-        <w:t>MF) Nº: {cpf_contratante}, IDENTIDADE Nº: {rg_contratante}, ENDEREÇO: {endereco_contratante}.</w:t>
+        <w:t>, IDENTIDADE Nº: {rg_contratante}, ENDEREÇO: {endereco_contratante}.</w:t>
       </w:r>
     </w:p>
     <w:p>
@@ -117,7 +117,7 @@
           <w:sz w:val="24"/>
           <w:szCs w:val="24"/>
         </w:rPr>
-        <w:t>CPF(</w:t>
+        <w:t>{doc_label_contratado}: {cpf_contratado}</w:t>
       </w:r>
       <w:proofErr w:type="gramEnd"/>
       <w:r>
@@ -126,7 +126,6 @@
           <w:sz w:val="24"/>
           <w:szCs w:val="24"/>
         </w:rPr>
-        <w:t xml:space="preserve">MF) </w:t>
       </w:r>
       <w:proofErr w:type="spellStart"/>
       <w:r>
@@ -135,7 +134,6 @@
           <w:sz w:val="24"/>
           <w:szCs w:val="24"/>
         </w:rPr>
-        <w:t>ou</w:t>
       </w:r>
       <w:proofErr w:type="spellEnd"/>
       <w:r>
@@ -144,7 +142,7 @@
           <w:sz w:val="24"/>
           <w:szCs w:val="24"/>
         </w:rPr>
-        <w:t xml:space="preserve"> CNPJ(MF): {cpf_contratado}, CRECI Nº: {creci_contratado}, ENDEREÇO: {endereco_contratado}, TELEFONES: {telefone_contratado}.</w:t>
+        <w:t>, CRECI Nº: {creci_contratado}, ENDEREÇO: {endereco_contratado}, TELEFONES: {telefone_contratado}.</w:t>
       </w:r>
     </w:p>
     <w:p>
@@ -1134,7 +1132,7 @@
           <w:sz w:val="24"/>
           <w:szCs w:val="24"/>
         </w:rPr>
-        <w:t>CPF nº {</w:t>
+        <w:t>{doc_label_contratado} {cpf_contratado}</w:t>
       </w:r>
       <w:proofErr w:type="spellStart"/>
       <w:r>
@@ -1143,7 +1141,6 @@
           <w:sz w:val="24"/>
           <w:szCs w:val="24"/>
         </w:rPr>
-        <w:t>cpf_contratado</w:t>
       </w:r>
       <w:proofErr w:type="spellEnd"/>
       <w:r>
@@ -1152,7 +1149,6 @@
           <w:sz w:val="24"/>
           <w:szCs w:val="24"/>
         </w:rPr>
-        <w:t>}</w:t>
       </w:r>
     </w:p>
     <w:p>
@@ -1324,7 +1320,7 @@
           <w:sz w:val="24"/>
           <w:szCs w:val="24"/>
         </w:rPr>
-        <w:t>CPF nº {</w:t>
+        <w:t>{doc_label_contratante} {cpf_contratante}</w:t>
       </w:r>
       <w:proofErr w:type="spellStart"/>
       <w:r>
@@ -1333,7 +1329,6 @@
           <w:sz w:val="24"/>
           <w:szCs w:val="24"/>
         </w:rPr>
-        <w:t>cpf_contratante</w:t>
       </w:r>
       <w:proofErr w:type="spellEnd"/>
       <w:r>
@@ -1342,7 +1337,6 @@
           <w:sz w:val="24"/>
           <w:szCs w:val="24"/>
         </w:rPr>
-        <w:t>}</w:t>
       </w:r>
     </w:p>
     <w:p>
